--- a/docs/coursework/Приложение_Б_Сценарий_и_результаты_тестовых_испытаний.docx
+++ b/docs/coursework/Приложение_Б_Сценарий_и_результаты_тестовых_испытаний.docx
@@ -756,7 +756,7 @@
         <w:pStyle w:val="a3"/>
       </w:pPr>
       <w:r>
-        <w:t xml:space="preserve">Целью проведения испытаний является проверка соответствия разработанного программного изделия требованиям, изложенным в документе «Пояснительная записка» для разработки мобильного приложения и веб-панели управления «Интернет-магазин продуктов «Nectar»</w:t>
+        <w:t xml:space="preserve">Целью проведения испытаний является проверка соответствия разработанного программного изделия требованиям, изложенным в документе «Пояснительная записка» для разработки мобильного приложения и веб-панели управления «Интернет-магазин продуктов «Нектар»</w:t>
       </w:r>
     </w:p>
     <w:p>
@@ -797,7 +797,7 @@
         <w:pStyle w:val="a3"/>
       </w:pPr>
       <w:r>
-        <w:t xml:space="preserve">Наименование – мобильное приложение и веб-панель управления «Интернет-магазин продуктов «Nectar».</w:t>
+        <w:t xml:space="preserve">Наименование – мобильное приложение и веб-панель управления «Интернет-магазин продуктов «Нектар».</w:t>
       </w:r>
     </w:p>
     <w:p>
@@ -833,7 +833,7 @@
         <w:pStyle w:val="a3"/>
       </w:pPr>
       <w:r>
-        <w:t xml:space="preserve">Обозначение – «Интернет-магазин продуктов «Nectar».</w:t>
+        <w:t xml:space="preserve">Обозначение – «Интернет-магазин продуктов «Нектар».</w:t>
       </w:r>
     </w:p>
     <w:p>
@@ -2569,7 +2569,7 @@
                 <w:szCs w:val="24"/>
                 <w:lang w:eastAsia="ru-RU"/>
               </w:rPr>
-              <w:t xml:space="preserve">Отображается только неавторизованному пользователю при первом запуске</w:t>
+              <w:t xml:space="preserve">Отображается неавторизованному пользователю при запуске приложения</w:t>
             </w:r>
           </w:p>
         </w:tc>
